--- a/docs/Daily Report.docx
+++ b/docs/Daily Report.docx
@@ -475,6 +475,151 @@
         <w:t>and start the meeting based off of your choice. It is easily changeable with only one item needing to be changed to choose which one to call for our specific use case. This is all still contained in the prototype version and will be implemented into the final project soon.</w:t>
       </w:r>
     </w:p>
+    <w:p>
+      <w:r>
+        <w:t>6/15</w:t>
+      </w:r>
+      <w:r>
+        <w:t xml:space="preserve"> </w:t>
+      </w:r>
+      <w:r>
+        <w:t>–</w:t>
+      </w:r>
+      <w:r>
+        <w:t xml:space="preserve"> </w:t>
+      </w:r>
+      <w:r>
+        <w:t xml:space="preserve">I combined the interface with the actual model and allowed the meeting to be chosen after a meeting is requested. </w:t>
+      </w:r>
+      <w:r>
+        <w:t>The link also gets sent to the email of both the student and teacher.</w:t>
+      </w:r>
+    </w:p>
+    <w:p>
+      <w:r>
+        <w:t xml:space="preserve">6/16 – I worked on the matching system of </w:t>
+      </w:r>
+      <w:r>
+        <w:t>teacher and student by creating the request page for the student to tell the system what they are looking for, and the system matches the subject with all teachers that can teach that subject</w:t>
+      </w:r>
+      <w:r>
+        <w:t xml:space="preserve"> and allows them to request a meeting with them.</w:t>
+      </w:r>
+    </w:p>
+    <w:p>
+      <w:r>
+        <w:t xml:space="preserve">6/17 – I worked on the </w:t>
+      </w:r>
+      <w:r>
+        <w:t xml:space="preserve">availability of the teachers by allowing them to set their weekly schedule </w:t>
+      </w:r>
+      <w:r>
+        <w:t>in order to allow them to tell when they are free for a meeting for the system to eventually match the students to a teacher that is available at that time</w:t>
+      </w:r>
+      <w:r>
+        <w:t>.</w:t>
+      </w:r>
+    </w:p>
+    <w:p>
+      <w:r>
+        <w:t>6/</w:t>
+      </w:r>
+      <w:r>
+        <w:t>20</w:t>
+      </w:r>
+      <w:r>
+        <w:t xml:space="preserve"> – I combined the two previous systems and allowed students to only be able to match with teachers that are available at that specific time.</w:t>
+      </w:r>
+      <w:r>
+        <w:t xml:space="preserve"> The teachers availability repeats every week which means that meetings can be scheduled further in advance.</w:t>
+      </w:r>
+    </w:p>
+    <w:p>
+      <w:r>
+        <w:t xml:space="preserve">6/21 </w:t>
+      </w:r>
+      <w:r>
+        <w:t>–</w:t>
+      </w:r>
+      <w:r>
+        <w:t xml:space="preserve"> </w:t>
+      </w:r>
+      <w:r>
+        <w:t xml:space="preserve">I researched ways to host the </w:t>
+      </w:r>
+      <w:r>
+        <w:t>website and landed on vercel which I used to host by connecting it to my github repository for the project.</w:t>
+      </w:r>
+    </w:p>
+    <w:p>
+      <w:r>
+        <w:t xml:space="preserve">6/22 </w:t>
+      </w:r>
+      <w:r>
+        <w:t>–</w:t>
+      </w:r>
+      <w:r>
+        <w:t xml:space="preserve"> </w:t>
+      </w:r>
+      <w:r>
+        <w:t>I set up the time zones for the meeting by making it centeralized</w:t>
+      </w:r>
+      <w:r>
+        <w:t xml:space="preserve"> in UTC and made the database with the cenralized time zone as well. The user can change their time zone as well </w:t>
+      </w:r>
+      <w:r>
+        <w:t>and only on the front end will you see your local time.</w:t>
+      </w:r>
+    </w:p>
+    <w:p>
+      <w:r>
+        <w:t>6/2</w:t>
+      </w:r>
+      <w:r>
+        <w:t xml:space="preserve">4 – I made a log out button which keeps you logged in for the entire time until you sign up to avoid </w:t>
+      </w:r>
+      <w:r>
+        <w:t>continuous logging in which is annoying.</w:t>
+      </w:r>
+      <w:r>
+        <w:t xml:space="preserve"> I also made a profile button which now stores the settings and profile information.</w:t>
+      </w:r>
+    </w:p>
+    <w:p>
+      <w:r>
+        <w:lastRenderedPageBreak/>
+        <w:t>6/25 – bug fixes for meeting link not properly being created.</w:t>
+      </w:r>
+    </w:p>
+    <w:p>
+      <w:r>
+        <w:t>6/2</w:t>
+      </w:r>
+      <w:r>
+        <w:t>8</w:t>
+      </w:r>
+      <w:r>
+        <w:t xml:space="preserve"> – Bug fixes for front end not properly accessing database and showing an empty profile page. </w:t>
+      </w:r>
+    </w:p>
+    <w:p>
+      <w:r>
+        <w:t>6/2</w:t>
+      </w:r>
+      <w:r>
+        <w:t>9 &amp; 6/30</w:t>
+      </w:r>
+      <w:r>
+        <w:t xml:space="preserve"> – I made</w:t>
+      </w:r>
+      <w:r>
+        <w:t xml:space="preserve"> the post meeting review pages where the teacher can mark when the </w:t>
+      </w:r>
+      <w:r>
+        <w:t>meeting is over which will take them to the meeting review page where they can write a small paragraph about the meeting. Students will also be able to access the page and leave a rating of the teacher.</w:t>
+      </w:r>
+    </w:p>
+    <w:p/>
     <w:sectPr>
       <w:pgSz w:w="12240" w:h="15840"/>
       <w:pgMar w:top="1440" w:right="1440" w:bottom="1440" w:left="1440" w:header="720" w:footer="720" w:gutter="0"/>

--- a/docs/Daily Report.docx
+++ b/docs/Daily Report.docx
@@ -1,6 +1,6 @@
 
 <file path=word/document.xml><?xml version="1.0" encoding="utf-8"?>
-<w:document xmlns:wpc="http://schemas.microsoft.com/office/word/2010/wordprocessingCanvas" xmlns:cx="http://schemas.microsoft.com/office/drawing/2014/chartex" xmlns:cx1="http://schemas.microsoft.com/office/drawing/2015/9/8/chartex" xmlns:cx2="http://schemas.microsoft.com/office/drawing/2015/10/21/chartex" xmlns:cx3="http://schemas.microsoft.com/office/drawing/2016/5/9/chartex" xmlns:cx4="http://schemas.microsoft.com/office/drawing/2016/5/10/chartex" xmlns:cx5="http://schemas.microsoft.com/office/drawing/2016/5/11/chartex" xmlns:cx6="http://schemas.microsoft.com/office/drawing/2016/5/12/chartex" xmlns:cx7="http://schemas.microsoft.com/office/drawing/2016/5/13/chartex" xmlns:cx8="http://schemas.microsoft.com/office/drawing/2016/5/14/chartex" xmlns:mc="http://schemas.openxmlformats.org/markup-compatibility/2006" xmlns:aink="http://schemas.microsoft.com/office/drawing/2016/ink" xmlns:am3d="http://schemas.microsoft.com/office/drawing/2017/model3d" xmlns:o="urn:schemas-microsoft-com:office:office" xmlns:oel="http://schemas.microsoft.com/office/2019/extlst" xmlns:r="http://schemas.openxmlformats.org/officeDocument/2006/relationships" xmlns:m="http://schemas.openxmlformats.org/officeDocument/2006/math" xmlns:v="urn:schemas-microsoft-com:vml" xmlns:wp14="http://schemas.microsoft.com/office/word/2010/wordprocessingDrawing" xmlns:wp="http://schemas.openxmlformats.org/drawingml/2006/wordprocessingDrawing" xmlns:w10="urn:schemas-microsoft-com:office:word" xmlns:w="http://schemas.openxmlformats.org/wordprocessingml/2006/main" xmlns:w14="http://schemas.microsoft.com/office/word/2010/wordml" xmlns:w15="http://schemas.microsoft.com/office/word/2012/wordml" xmlns:w16cex="http://schemas.microsoft.com/office/word/2018/wordml/cex" xmlns:w16cid="http://schemas.microsoft.com/office/word/2016/wordml/cid" xmlns:w16="http://schemas.microsoft.com/office/word/2018/wordml" xmlns:w16du="http://schemas.microsoft.com/office/word/2023/wordml/word16du" xmlns:w16sdtdh="http://schemas.microsoft.com/office/word/2020/wordml/sdtdatahash" xmlns:w16sdtfl="http://schemas.microsoft.com/office/word/2024/wordml/sdtformatlock" xmlns:w16se="http://schemas.microsoft.com/office/word/2015/wordml/symex" xmlns:wpg="http://schemas.microsoft.com/office/word/2010/wordprocessingGroup" xmlns:wpi="http://schemas.microsoft.com/office/word/2010/wordprocessingInk" xmlns:wne="http://schemas.microsoft.com/office/word/2006/wordml" xmlns:wps="http://schemas.microsoft.com/office/word/2010/wordprocessingShape" mc:Ignorable="w14 w15 w16se w16cid w16 w16cex w16sdtdh w16sdtfl w16du wp14">
+<w:document xmlns:wpc="http://schemas.microsoft.com/office/word/2010/wordprocessingCanvas" xmlns:cx="http://schemas.microsoft.com/office/drawing/2014/chartex" xmlns:cx1="http://schemas.microsoft.com/office/drawing/2015/9/8/chartex" xmlns:cx2="http://schemas.microsoft.com/office/drawing/2015/10/21/chartex" xmlns:cx3="http://schemas.microsoft.com/office/drawing/2016/5/9/chartex" xmlns:cx4="http://schemas.microsoft.com/office/drawing/2016/5/10/chartex" xmlns:cx5="http://schemas.microsoft.com/office/drawing/2016/5/11/chartex" xmlns:cx6="http://schemas.microsoft.com/office/drawing/2016/5/12/chartex" xmlns:cx7="http://schemas.microsoft.com/office/drawing/2016/5/13/chartex" xmlns:cx8="http://schemas.microsoft.com/office/drawing/2016/5/14/chartex" xmlns:mc="http://schemas.openxmlformats.org/markup-compatibility/2006" xmlns:aink="http://schemas.microsoft.com/office/drawing/2016/ink" xmlns:am3d="http://schemas.microsoft.com/office/drawing/2017/model3d" xmlns:o="urn:schemas-microsoft-com:office:office" xmlns:oel="http://schemas.microsoft.com/office/2019/extlst" xmlns:r="http://schemas.openxmlformats.org/officeDocument/2006/relationships" xmlns:m="http://schemas.openxmlformats.org/officeDocument/2006/math" xmlns:v="urn:schemas-microsoft-com:vml" xmlns:wp14="http://schemas.microsoft.com/office/word/2010/wordprocessingDrawing" xmlns:wp="http://schemas.openxmlformats.org/drawingml/2006/wordprocessingDrawing" xmlns:w10="urn:schemas-microsoft-com:office:word" xmlns:w="http://schemas.openxmlformats.org/wordprocessingml/2006/main" xmlns:w14="http://schemas.microsoft.com/office/word/2010/wordml" xmlns:w15="http://schemas.microsoft.com/office/word/2012/wordml" xmlns:w16cei="http://schemas.microsoft.com/office/word/2026/wordml/cei" xmlns:w16cex="http://schemas.microsoft.com/office/word/2018/wordml/cex" xmlns:w16cid="http://schemas.microsoft.com/office/word/2016/wordml/cid" xmlns:w16="http://schemas.microsoft.com/office/word/2018/wordml" xmlns:w16du="http://schemas.microsoft.com/office/word/2023/wordml/word16du" xmlns:w16sdtdh="http://schemas.microsoft.com/office/word/2020/wordml/sdtdatahash" xmlns:w16sdtfl="http://schemas.microsoft.com/office/word/2024/wordml/sdtformatlock" xmlns:w16se="http://schemas.microsoft.com/office/word/2015/wordml/symex" xmlns:wpg="http://schemas.microsoft.com/office/word/2010/wordprocessingGroup" xmlns:wpi="http://schemas.microsoft.com/office/word/2010/wordprocessingInk" xmlns:wne="http://schemas.microsoft.com/office/word/2006/wordml" xmlns:wps="http://schemas.microsoft.com/office/word/2010/wordprocessingShape" mc:Ignorable="w14 w15 w16se w16cid w16 w16cex w16sdtdh w16sdtfl w16du wp14">
   <w:body>
     <w:p>
       <w:r>
@@ -619,7 +619,17 @@
         <w:t>meeting is over which will take them to the meeting review page where they can write a small paragraph about the meeting. Students will also be able to access the page and leave a rating of the teacher.</w:t>
       </w:r>
     </w:p>
-    <w:p/>
+    <w:p>
+      <w:r>
+        <w:t>7/13</w:t>
+      </w:r>
+      <w:r>
+        <w:t xml:space="preserve"> - 7/18 – Revamped entire UI system and made them all polished. Combined both views between</w:t>
+      </w:r>
+      <w:r>
+        <w:t xml:space="preserve"> student and teacher</w:t>
+      </w:r>
+    </w:p>
     <w:sectPr>
       <w:pgSz w:w="12240" w:h="15840"/>
       <w:pgMar w:top="1440" w:right="1440" w:bottom="1440" w:left="1440" w:header="720" w:footer="720" w:gutter="0"/>
@@ -631,7 +641,7 @@
 </file>
 
 <file path=word/numbering.xml><?xml version="1.0" encoding="utf-8"?>
-<w:numbering xmlns:wpc="http://schemas.microsoft.com/office/word/2010/wordprocessingCanvas" xmlns:cx="http://schemas.microsoft.com/office/drawing/2014/chartex" xmlns:cx1="http://schemas.microsoft.com/office/drawing/2015/9/8/chartex" xmlns:cx2="http://schemas.microsoft.com/office/drawing/2015/10/21/chartex" xmlns:cx3="http://schemas.microsoft.com/office/drawing/2016/5/9/chartex" xmlns:cx4="http://schemas.microsoft.com/office/drawing/2016/5/10/chartex" xmlns:cx5="http://schemas.microsoft.com/office/drawing/2016/5/11/chartex" xmlns:cx6="http://schemas.microsoft.com/office/drawing/2016/5/12/chartex" xmlns:cx7="http://schemas.microsoft.com/office/drawing/2016/5/13/chartex" xmlns:cx8="http://schemas.microsoft.com/office/drawing/2016/5/14/chartex" xmlns:mc="http://schemas.openxmlformats.org/markup-compatibility/2006" xmlns:aink="http://schemas.microsoft.com/office/drawing/2016/ink" xmlns:am3d="http://schemas.microsoft.com/office/drawing/2017/model3d" xmlns:o="urn:schemas-microsoft-com:office:office" xmlns:oel="http://schemas.microsoft.com/office/2019/extlst" xmlns:r="http://schemas.openxmlformats.org/officeDocument/2006/relationships" xmlns:m="http://schemas.openxmlformats.org/officeDocument/2006/math" xmlns:v="urn:schemas-microsoft-com:vml" xmlns:wp14="http://schemas.microsoft.com/office/word/2010/wordprocessingDrawing" xmlns:wp="http://schemas.openxmlformats.org/drawingml/2006/wordprocessingDrawing" xmlns:w10="urn:schemas-microsoft-com:office:word" xmlns:w="http://schemas.openxmlformats.org/wordprocessingml/2006/main" xmlns:w14="http://schemas.microsoft.com/office/word/2010/wordml" xmlns:w15="http://schemas.microsoft.com/office/word/2012/wordml" xmlns:w16cex="http://schemas.microsoft.com/office/word/2018/wordml/cex" xmlns:w16cid="http://schemas.microsoft.com/office/word/2016/wordml/cid" xmlns:w16="http://schemas.microsoft.com/office/word/2018/wordml" xmlns:w16du="http://schemas.microsoft.com/office/word/2023/wordml/word16du" xmlns:w16sdtdh="http://schemas.microsoft.com/office/word/2020/wordml/sdtdatahash" xmlns:w16sdtfl="http://schemas.microsoft.com/office/word/2024/wordml/sdtformatlock" xmlns:w16se="http://schemas.microsoft.com/office/word/2015/wordml/symex" xmlns:wpg="http://schemas.microsoft.com/office/word/2010/wordprocessingGroup" xmlns:wpi="http://schemas.microsoft.com/office/word/2010/wordprocessingInk" xmlns:wne="http://schemas.microsoft.com/office/word/2006/wordml" xmlns:wps="http://schemas.microsoft.com/office/word/2010/wordprocessingShape" mc:Ignorable="w14 w15 w16se w16cid w16 w16cex w16sdtdh w16sdtfl w16du wp14">
+<w:numbering xmlns:wpc="http://schemas.microsoft.com/office/word/2010/wordprocessingCanvas" xmlns:cx="http://schemas.microsoft.com/office/drawing/2014/chartex" xmlns:cx1="http://schemas.microsoft.com/office/drawing/2015/9/8/chartex" xmlns:cx2="http://schemas.microsoft.com/office/drawing/2015/10/21/chartex" xmlns:cx3="http://schemas.microsoft.com/office/drawing/2016/5/9/chartex" xmlns:cx4="http://schemas.microsoft.com/office/drawing/2016/5/10/chartex" xmlns:cx5="http://schemas.microsoft.com/office/drawing/2016/5/11/chartex" xmlns:cx6="http://schemas.microsoft.com/office/drawing/2016/5/12/chartex" xmlns:cx7="http://schemas.microsoft.com/office/drawing/2016/5/13/chartex" xmlns:cx8="http://schemas.microsoft.com/office/drawing/2016/5/14/chartex" xmlns:mc="http://schemas.openxmlformats.org/markup-compatibility/2006" xmlns:aink="http://schemas.microsoft.com/office/drawing/2016/ink" xmlns:am3d="http://schemas.microsoft.com/office/drawing/2017/model3d" xmlns:o="urn:schemas-microsoft-com:office:office" xmlns:oel="http://schemas.microsoft.com/office/2019/extlst" xmlns:r="http://schemas.openxmlformats.org/officeDocument/2006/relationships" xmlns:m="http://schemas.openxmlformats.org/officeDocument/2006/math" xmlns:v="urn:schemas-microsoft-com:vml" xmlns:wp14="http://schemas.microsoft.com/office/word/2010/wordprocessingDrawing" xmlns:wp="http://schemas.openxmlformats.org/drawingml/2006/wordprocessingDrawing" xmlns:w10="urn:schemas-microsoft-com:office:word" xmlns:w="http://schemas.openxmlformats.org/wordprocessingml/2006/main" xmlns:w14="http://schemas.microsoft.com/office/word/2010/wordml" xmlns:w15="http://schemas.microsoft.com/office/word/2012/wordml" xmlns:w16cei="http://schemas.microsoft.com/office/word/2026/wordml/cei" xmlns:w16cex="http://schemas.microsoft.com/office/word/2018/wordml/cex" xmlns:w16cid="http://schemas.microsoft.com/office/word/2016/wordml/cid" xmlns:w16="http://schemas.microsoft.com/office/word/2018/wordml" xmlns:w16du="http://schemas.microsoft.com/office/word/2023/wordml/word16du" xmlns:w16sdtdh="http://schemas.microsoft.com/office/word/2020/wordml/sdtdatahash" xmlns:w16sdtfl="http://schemas.microsoft.com/office/word/2024/wordml/sdtformatlock" xmlns:w16se="http://schemas.microsoft.com/office/word/2015/wordml/symex" xmlns:wpg="http://schemas.microsoft.com/office/word/2010/wordprocessingGroup" xmlns:wpi="http://schemas.microsoft.com/office/word/2010/wordprocessingInk" xmlns:wne="http://schemas.microsoft.com/office/word/2006/wordml" xmlns:wps="http://schemas.microsoft.com/office/word/2010/wordprocessingShape" mc:Ignorable="w14 w15 w16se w16cid w16 w16cex w16sdtdh w16sdtfl w16du wp14">
   <w:abstractNum w:abstractNumId="0" w15:restartNumberingAfterBreak="0">
     <w:nsid w:val="62245588"/>
     <w:multiLevelType w:val="hybridMultilevel"/>
